--- a/clases/clase_03/trabajo de campo/Manual del encuestador Encuesta Cuantitativa II.docx
+++ b/clases/clase_03/trabajo de campo/Manual del encuestador Encuesta Cuantitativa II.docx
@@ -1,6 +1,6 @@
 
 <file path=word/document.xml><?xml version="1.0" encoding="utf-8"?>
-<w:document xmlns:wpc="http://schemas.microsoft.com/office/word/2010/wordprocessingCanvas" xmlns:cx="http://schemas.microsoft.com/office/drawing/2014/chartex" xmlns:cx1="http://schemas.microsoft.com/office/drawing/2015/9/8/chartex" xmlns:cx2="http://schemas.microsoft.com/office/drawing/2015/10/21/chartex" xmlns:cx3="http://schemas.microsoft.com/office/drawing/2016/5/9/chartex" xmlns:cx4="http://schemas.microsoft.com/office/drawing/2016/5/10/chartex" xmlns:cx5="http://schemas.microsoft.com/office/drawing/2016/5/11/chartex" xmlns:cx6="http://schemas.microsoft.com/office/drawing/2016/5/12/chartex" xmlns:cx7="http://schemas.microsoft.com/office/drawing/2016/5/13/chartex" xmlns:cx8="http://schemas.microsoft.com/office/drawing/2016/5/14/chartex" xmlns:mc="http://schemas.openxmlformats.org/markup-compatibility/2006" xmlns:aink="http://schemas.microsoft.com/office/drawing/2016/ink" xmlns:am3d="http://schemas.microsoft.com/office/drawing/2017/model3d" xmlns:o="urn:schemas-microsoft-com:office:office" xmlns:oel="http://schemas.microsoft.com/office/2019/extlst" xmlns:r="http://schemas.openxmlformats.org/officeDocument/2006/relationships" xmlns:m="http://schemas.openxmlformats.org/officeDocument/2006/math" xmlns:v="urn:schemas-microsoft-com:vml" xmlns:wp14="http://schemas.microsoft.com/office/word/2010/wordprocessingDrawing" xmlns:wp="http://schemas.openxmlformats.org/drawingml/2006/wordprocessingDrawing" xmlns:w10="urn:schemas-microsoft-com:office:word" xmlns:w="http://schemas.openxmlformats.org/wordprocessingml/2006/main" xmlns:w14="http://schemas.microsoft.com/office/word/2010/wordml" xmlns:w15="http://schemas.microsoft.com/office/word/2012/wordml" xmlns:w16cex="http://schemas.microsoft.com/office/word/2018/wordml/cex" xmlns:w16cid="http://schemas.microsoft.com/office/word/2016/wordml/cid" xmlns:w16="http://schemas.microsoft.com/office/word/2018/wordml" xmlns:w16sdtdh="http://schemas.microsoft.com/office/word/2020/wordml/sdtdatahash" xmlns:w16se="http://schemas.microsoft.com/office/word/2015/wordml/symex" xmlns:wpg="http://schemas.microsoft.com/office/word/2010/wordprocessingGroup" xmlns:wpi="http://schemas.microsoft.com/office/word/2010/wordprocessingInk" xmlns:wne="http://schemas.microsoft.com/office/word/2006/wordml" xmlns:wps="http://schemas.microsoft.com/office/word/2010/wordprocessingShape" mc:Ignorable="w14 w15 w16se w16cid w16 w16cex w16sdtdh wp14">
+<w:document xmlns:wpc="http://schemas.microsoft.com/office/word/2010/wordprocessingCanvas" xmlns:cx="http://schemas.microsoft.com/office/drawing/2014/chartex" xmlns:cx1="http://schemas.microsoft.com/office/drawing/2015/9/8/chartex" xmlns:cx2="http://schemas.microsoft.com/office/drawing/2015/10/21/chartex" xmlns:cx3="http://schemas.microsoft.com/office/drawing/2016/5/9/chartex" xmlns:cx4="http://schemas.microsoft.com/office/drawing/2016/5/10/chartex" xmlns:cx5="http://schemas.microsoft.com/office/drawing/2016/5/11/chartex" xmlns:cx6="http://schemas.microsoft.com/office/drawing/2016/5/12/chartex" xmlns:cx7="http://schemas.microsoft.com/office/drawing/2016/5/13/chartex" xmlns:cx8="http://schemas.microsoft.com/office/drawing/2016/5/14/chartex" xmlns:mc="http://schemas.openxmlformats.org/markup-compatibility/2006" xmlns:aink="http://schemas.microsoft.com/office/drawing/2016/ink" xmlns:am3d="http://schemas.microsoft.com/office/drawing/2017/model3d" xmlns:o="urn:schemas-microsoft-com:office:office" xmlns:oel="http://schemas.microsoft.com/office/2019/extlst" xmlns:r="http://schemas.openxmlformats.org/officeDocument/2006/relationships" xmlns:m="http://schemas.openxmlformats.org/officeDocument/2006/math" xmlns:v="urn:schemas-microsoft-com:vml" xmlns:wp14="http://schemas.microsoft.com/office/word/2010/wordprocessingDrawing" xmlns:wp="http://schemas.openxmlformats.org/drawingml/2006/wordprocessingDrawing" xmlns:w10="urn:schemas-microsoft-com:office:word" xmlns:w="http://schemas.openxmlformats.org/wordprocessingml/2006/main" xmlns:w14="http://schemas.microsoft.com/office/word/2010/wordml" xmlns:w15="http://schemas.microsoft.com/office/word/2012/wordml" xmlns:w16cex="http://schemas.microsoft.com/office/word/2018/wordml/cex" xmlns:w16cid="http://schemas.microsoft.com/office/word/2016/wordml/cid" xmlns:w16="http://schemas.microsoft.com/office/word/2018/wordml" xmlns:w16du="http://schemas.microsoft.com/office/word/2023/wordml/word16du" xmlns:w16sdtdh="http://schemas.microsoft.com/office/word/2020/wordml/sdtdatahash" xmlns:w16sdtfl="http://schemas.microsoft.com/office/word/2024/wordml/sdtformatlock" xmlns:w16se="http://schemas.microsoft.com/office/word/2015/wordml/symex" xmlns:wpg="http://schemas.microsoft.com/office/word/2010/wordprocessingGroup" xmlns:wpi="http://schemas.microsoft.com/office/word/2010/wordprocessingInk" xmlns:wne="http://schemas.microsoft.com/office/word/2006/wordml" xmlns:wps="http://schemas.microsoft.com/office/word/2010/wordprocessingShape" mc:Ignorable="w14 w15 w16se w16cid w16 w16cex w16sdtdh w16sdtfl w16du wp14">
   <w:body>
     <w:p>
       <w:pPr>
@@ -26,7 +26,23 @@
           <w:bCs/>
           <w:u w:val="single"/>
         </w:rPr>
-        <w:t xml:space="preserve"> Encuesta Cuantitativa II (2023)</w:t>
+        <w:t xml:space="preserve"> Encuesta Cuantitativa II (202</w:t>
+      </w:r>
+      <w:r>
+        <w:rPr>
+          <w:b/>
+          <w:bCs/>
+          <w:u w:val="single"/>
+        </w:rPr>
+        <w:t>5</w:t>
+      </w:r>
+      <w:r>
+        <w:rPr>
+          <w:b/>
+          <w:bCs/>
+          <w:u w:val="single"/>
+        </w:rPr>
+        <w:t>)</w:t>
       </w:r>
     </w:p>
     <w:p>
@@ -57,13 +73,22 @@
         <w:jc w:val="both"/>
       </w:pPr>
       <w:r>
-        <w:t>Observe que en el listado Excel “Marco Mues – copia” ca</w:t>
-      </w:r>
-      <w:r>
-        <w:t>da persona tiene asignado 9 o 10</w:t>
-      </w:r>
-      <w:r>
-        <w:t xml:space="preserve"> encuestas</w:t>
+        <w:t>Observe que en el listado Excel “</w:t>
+      </w:r>
+      <w:r>
+        <w:t>marco-muestral</w:t>
+      </w:r>
+      <w:r>
+        <w:t>” ca</w:t>
+      </w:r>
+      <w:r>
+        <w:t xml:space="preserve">da persona tiene asignado </w:t>
+      </w:r>
+      <w:r>
+        <w:t xml:space="preserve">alrededor de 8 </w:t>
+      </w:r>
+      <w:r>
+        <w:t>encuestas</w:t>
       </w:r>
       <w:r>
         <w:t xml:space="preserve">. </w:t>
@@ -151,10 +176,16 @@
         <w:t>Usted d</w:t>
       </w:r>
       <w:r>
-        <w:t xml:space="preserve">eberá hacer 5 casos </w:t>
-      </w:r>
-      <w:r>
-        <w:t xml:space="preserve">en total. </w:t>
+        <w:t xml:space="preserve">eberá </w:t>
+      </w:r>
+      <w:r>
+        <w:t>al menos</w:t>
+      </w:r>
+      <w:r>
+        <w:t xml:space="preserve"> 5 casos</w:t>
+      </w:r>
+      <w:r>
+        <w:t xml:space="preserve">. </w:t>
       </w:r>
       <w:r>
         <w:t>De</w:t>
@@ -166,7 +197,10 @@
         <w:t xml:space="preserve">berá </w:t>
       </w:r>
       <w:r>
-        <w:t xml:space="preserve">realizar sólo </w:t>
+        <w:t xml:space="preserve">realizar </w:t>
+      </w:r>
+      <w:r>
+        <w:t xml:space="preserve">al menos </w:t>
       </w:r>
       <w:r>
         <w:t>uno por año</w:t>
@@ -239,8 +273,16 @@
       <w:r>
         <w:t>“</w:t>
       </w:r>
-      <w:r>
-        <w:t>enc antropología 2023</w:t>
+      <w:proofErr w:type="spellStart"/>
+      <w:r>
+        <w:t>enc</w:t>
+      </w:r>
+      <w:proofErr w:type="spellEnd"/>
+      <w:r>
+        <w:t xml:space="preserve"> antropología 202</w:t>
+      </w:r>
+      <w:r>
+        <w:t>5</w:t>
       </w:r>
       <w:r>
         <w:t>”, como un modo de validar la encuesta</w:t>
@@ -329,86 +371,19 @@
         <w:jc w:val="both"/>
       </w:pPr>
       <w:r>
-        <w:t>El consentimiento informado</w:t>
-      </w:r>
-      <w:r>
-        <w:t xml:space="preserve"> puede estar</w:t>
-      </w:r>
-      <w:r>
-        <w:t xml:space="preserve"> </w:t>
-      </w:r>
-      <w:r>
-        <w:t>firmado o</w:t>
-      </w:r>
-      <w:r>
-        <w:t xml:space="preserve"> ser</w:t>
-      </w:r>
-      <w:r>
-        <w:t xml:space="preserve"> leído en voz alta por el encuestado</w:t>
-      </w:r>
-      <w:r>
-        <w:t xml:space="preserve">. </w:t>
-      </w:r>
-      <w:r>
-        <w:t xml:space="preserve"> </w:t>
-      </w:r>
-    </w:p>
-    <w:p>
-      <w:pPr>
-        <w:pStyle w:val="Prrafodelista"/>
-        <w:numPr>
-          <w:ilvl w:val="1"/>
-          <w:numId w:val="1"/>
-        </w:numPr>
-        <w:spacing w:line="360" w:lineRule="auto"/>
-        <w:jc w:val="both"/>
-      </w:pPr>
-      <w:r>
-        <w:t xml:space="preserve">Si es firmado es importante que </w:t>
-      </w:r>
-      <w:r>
-        <w:t xml:space="preserve">usted como encuestador/a </w:t>
-      </w:r>
-      <w:r>
-        <w:t xml:space="preserve">lo </w:t>
-      </w:r>
-      <w:r>
-        <w:t>guarde y lo entregue al grupo coordinador</w:t>
-      </w:r>
-      <w:r>
-        <w:t>.</w:t>
-      </w:r>
-      <w:r>
-        <w:t xml:space="preserve"> </w:t>
-      </w:r>
-    </w:p>
-    <w:p>
-      <w:pPr>
-        <w:pStyle w:val="Prrafodelista"/>
-        <w:numPr>
-          <w:ilvl w:val="1"/>
-          <w:numId w:val="1"/>
-        </w:numPr>
-        <w:spacing w:line="360" w:lineRule="auto"/>
-        <w:jc w:val="both"/>
-      </w:pPr>
-      <w:r>
-        <w:t>Si es grabado en audio</w:t>
-      </w:r>
-      <w:r>
-        <w:t xml:space="preserve">, que puede ser de whatsapp </w:t>
-      </w:r>
-      <w:r>
-        <w:t>o grabado por el celular</w:t>
-      </w:r>
-      <w:r>
-        <w:t xml:space="preserve">, es importante que </w:t>
-      </w:r>
-      <w:r>
-        <w:t xml:space="preserve">usted como encuestador/a </w:t>
-      </w:r>
-      <w:r>
-        <w:t xml:space="preserve">envíe ese audio a los coordinadores. </w:t>
+        <w:t xml:space="preserve">Señale su nombre al/a la entrevistado/a, pues </w:t>
+      </w:r>
+      <w:r>
+        <w:t xml:space="preserve">este último/a </w:t>
+      </w:r>
+      <w:r>
+        <w:t>debe completar su nombre en la encuesta</w:t>
+      </w:r>
+      <w:r>
+        <w:t xml:space="preserve"> en la pregunta “nombre encuestador/a”. </w:t>
+      </w:r>
+      <w:r>
+        <w:t xml:space="preserve">Asegúrese de que el/la estudiante lo escriba bien para evitar errores futuros. </w:t>
       </w:r>
     </w:p>
     <w:p>
@@ -422,29 +397,6 @@
         <w:jc w:val="both"/>
       </w:pPr>
       <w:r>
-        <w:t xml:space="preserve">Señale su nombre al/a la entrevistado/a, pues </w:t>
-      </w:r>
-      <w:r>
-        <w:t xml:space="preserve">este último/a </w:t>
-      </w:r>
-      <w:r>
-        <w:t>debe completar su nombre en la encuesta</w:t>
-      </w:r>
-      <w:r>
-        <w:t xml:space="preserve"> en la pregunta “nombre encuestador/a”. </w:t>
-      </w:r>
-    </w:p>
-    <w:p>
-      <w:pPr>
-        <w:pStyle w:val="Prrafodelista"/>
-        <w:numPr>
-          <w:ilvl w:val="0"/>
-          <w:numId w:val="1"/>
-        </w:numPr>
-        <w:spacing w:line="360" w:lineRule="auto"/>
-        <w:jc w:val="both"/>
-      </w:pPr>
-      <w:r>
         <w:t xml:space="preserve">Posteriormente, envié el link de la encuesta </w:t>
       </w:r>
       <w:r>
@@ -453,12 +405,32 @@
       <w:r>
         <w:t xml:space="preserve">y </w:t>
       </w:r>
+      <w:proofErr w:type="gramStart"/>
       <w:r>
         <w:t>conteste</w:t>
       </w:r>
+      <w:proofErr w:type="gramEnd"/>
       <w:r>
         <w:t xml:space="preserve"> todas las dudas que surjan de la misma. Si hay algo que no está seguro/a puede consultar con los coordinadores. </w:t>
       </w:r>
+    </w:p>
+    <w:p>
+      <w:pPr>
+        <w:spacing w:line="360" w:lineRule="auto"/>
+        <w:jc w:val="both"/>
+      </w:pPr>
+    </w:p>
+    <w:p>
+      <w:pPr>
+        <w:spacing w:line="360" w:lineRule="auto"/>
+        <w:jc w:val="both"/>
+      </w:pPr>
+    </w:p>
+    <w:p>
+      <w:pPr>
+        <w:spacing w:line="360" w:lineRule="auto"/>
+        <w:jc w:val="both"/>
+      </w:pPr>
     </w:p>
     <w:p>
       <w:pPr>
@@ -487,17 +459,23 @@
     <w:p>
       <w:pPr>
         <w:spacing w:line="360" w:lineRule="auto"/>
-        <w:jc w:val="both"/>
-      </w:pPr>
-      <w:r>
-        <w:rPr>
+        <w:jc w:val="center"/>
+        <w:rPr>
+          <w:b/>
+          <w:bCs/>
+        </w:rPr>
+      </w:pPr>
+      <w:r>
+        <w:rPr>
+          <w:b/>
+          <w:bCs/>
           <w:noProof/>
         </w:rPr>
         <w:drawing>
           <wp:inline distT="0" distB="0" distL="0" distR="0">
-            <wp:extent cx="5067300" cy="5133975"/>
-            <wp:effectExtent l="0" t="0" r="0" b="9525"/>
-            <wp:docPr id="515037731" name="Imagen 2"/>
+            <wp:extent cx="5126990" cy="4572000"/>
+            <wp:effectExtent l="0" t="0" r="0" b="0"/>
+            <wp:docPr id="2116270175" name="Imagen 1"/>
             <wp:cNvGraphicFramePr>
               <a:graphicFrameLocks xmlns:a="http://schemas.openxmlformats.org/drawingml/2006/main" noChangeAspect="1"/>
             </wp:cNvGraphicFramePr>
@@ -505,7 +483,7 @@
               <a:graphicData uri="http://schemas.openxmlformats.org/drawingml/2006/picture">
                 <pic:pic xmlns:pic="http://schemas.openxmlformats.org/drawingml/2006/picture">
                   <pic:nvPicPr>
-                    <pic:cNvPr id="0" name="Picture 2"/>
+                    <pic:cNvPr id="0" name="Picture 1"/>
                     <pic:cNvPicPr>
                       <a:picLocks noChangeAspect="1" noChangeArrowheads="1"/>
                     </pic:cNvPicPr>
@@ -526,7 +504,7 @@
                   <pic:spPr bwMode="auto">
                     <a:xfrm>
                       <a:off x="0" y="0"/>
-                      <a:ext cx="5067300" cy="5133975"/>
+                      <a:ext cx="5126990" cy="4572000"/>
                     </a:xfrm>
                     <a:prstGeom prst="rect">
                       <a:avLst/>
@@ -553,6 +531,22 @@
       <w:pPr>
         <w:spacing w:line="360" w:lineRule="auto"/>
         <w:jc w:val="both"/>
+      </w:pPr>
+    </w:p>
+    <w:p>
+      <w:pPr>
+        <w:spacing w:line="360" w:lineRule="auto"/>
+        <w:jc w:val="both"/>
+      </w:pPr>
+    </w:p>
+    <w:p>
+      <w:pPr>
+        <w:spacing w:line="360" w:lineRule="auto"/>
+        <w:jc w:val="both"/>
+        <w:rPr>
+          <w:b/>
+          <w:bCs/>
+        </w:rPr>
       </w:pPr>
     </w:p>
     <w:p>
@@ -740,7 +734,21 @@
         <w:t>EAMS</w:t>
       </w:r>
       <w:r>
-        <w:t xml:space="preserve">. Adjunta para ello la carta “enc antropología 2023”. </w:t>
+        <w:t>. Adjunta para ello la carta “</w:t>
+      </w:r>
+      <w:proofErr w:type="spellStart"/>
+      <w:r>
+        <w:t>enc</w:t>
+      </w:r>
+      <w:proofErr w:type="spellEnd"/>
+      <w:r>
+        <w:t xml:space="preserve"> antropología 202</w:t>
+      </w:r>
+      <w:r>
+        <w:t>5</w:t>
+      </w:r>
+      <w:r>
+        <w:t xml:space="preserve">”. </w:t>
       </w:r>
       <w:r>
         <w:t>Iván</w:t>
@@ -749,22 +757,27 @@
         <w:t xml:space="preserve"> contesta y señala que SI es</w:t>
       </w:r>
       <w:r>
-        <w:t xml:space="preserve"> estudiante </w:t>
-      </w:r>
-      <w:r>
-        <w:t xml:space="preserve"> de antropología. Por lo que Aldana le envía el consentimiento informado y le pide que le envié un audio leyendo el último párrafo del mismo</w:t>
-      </w:r>
-      <w:r>
-        <w:t>.</w:t>
-      </w:r>
-    </w:p>
-    <w:p>
-      <w:pPr>
-        <w:spacing w:line="360" w:lineRule="auto"/>
-        <w:jc w:val="both"/>
-      </w:pPr>
-      <w:r>
-        <w:t xml:space="preserve">Iván envía el audio y Aldana le envía el link de la encuesta. Iván tiene una duda respecto al sentido de una pregunta, Aldana la responde. </w:t>
+        <w:t xml:space="preserve"> </w:t>
+      </w:r>
+      <w:proofErr w:type="gramStart"/>
+      <w:r>
+        <w:t xml:space="preserve">estudiante </w:t>
+      </w:r>
+      <w:r>
+        <w:t xml:space="preserve"> de</w:t>
+      </w:r>
+      <w:proofErr w:type="gramEnd"/>
+      <w:r>
+        <w:t xml:space="preserve"> antropología. </w:t>
+      </w:r>
+    </w:p>
+    <w:p>
+      <w:pPr>
+        <w:spacing w:line="360" w:lineRule="auto"/>
+        <w:jc w:val="both"/>
+      </w:pPr>
+      <w:r>
+        <w:t xml:space="preserve">Aldana le envía el link de la encuesta. Iván tiene una duda respecto al sentido de una pregunta, Aldana la responde. </w:t>
       </w:r>
     </w:p>
     <w:p>
@@ -812,7 +825,13 @@
         <w:jc w:val="both"/>
       </w:pPr>
       <w:r>
-        <w:t>Al finalizar las 5 encuestas, Aldana informa al equipo coordinador</w:t>
+        <w:t>Al finalizar</w:t>
+      </w:r>
+      <w:r>
+        <w:t xml:space="preserve"> al menos</w:t>
+      </w:r>
+      <w:r>
+        <w:t xml:space="preserve"> 5 encuestas, Aldana informa al equipo coordinador</w:t>
       </w:r>
       <w:r>
         <w:t xml:space="preserve">. </w:t>
@@ -850,7 +869,7 @@
 </file>
 
 <file path=word/numbering.xml><?xml version="1.0" encoding="utf-8"?>
-<w:numbering xmlns:wpc="http://schemas.microsoft.com/office/word/2010/wordprocessingCanvas" xmlns:cx="http://schemas.microsoft.com/office/drawing/2014/chartex" xmlns:cx1="http://schemas.microsoft.com/office/drawing/2015/9/8/chartex" xmlns:cx2="http://schemas.microsoft.com/office/drawing/2015/10/21/chartex" xmlns:cx3="http://schemas.microsoft.com/office/drawing/2016/5/9/chartex" xmlns:cx4="http://schemas.microsoft.com/office/drawing/2016/5/10/chartex" xmlns:cx5="http://schemas.microsoft.com/office/drawing/2016/5/11/chartex" xmlns:cx6="http://schemas.microsoft.com/office/drawing/2016/5/12/chartex" xmlns:cx7="http://schemas.microsoft.com/office/drawing/2016/5/13/chartex" xmlns:cx8="http://schemas.microsoft.com/office/drawing/2016/5/14/chartex" xmlns:mc="http://schemas.openxmlformats.org/markup-compatibility/2006" xmlns:aink="http://schemas.microsoft.com/office/drawing/2016/ink" xmlns:am3d="http://schemas.microsoft.com/office/drawing/2017/model3d" xmlns:o="urn:schemas-microsoft-com:office:office" xmlns:oel="http://schemas.microsoft.com/office/2019/extlst" xmlns:r="http://schemas.openxmlformats.org/officeDocument/2006/relationships" xmlns:m="http://schemas.openxmlformats.org/officeDocument/2006/math" xmlns:v="urn:schemas-microsoft-com:vml" xmlns:wp14="http://schemas.microsoft.com/office/word/2010/wordprocessingDrawing" xmlns:wp="http://schemas.openxmlformats.org/drawingml/2006/wordprocessingDrawing" xmlns:w10="urn:schemas-microsoft-com:office:word" xmlns:w="http://schemas.openxmlformats.org/wordprocessingml/2006/main" xmlns:w14="http://schemas.microsoft.com/office/word/2010/wordml" xmlns:w15="http://schemas.microsoft.com/office/word/2012/wordml" xmlns:w16cex="http://schemas.microsoft.com/office/word/2018/wordml/cex" xmlns:w16cid="http://schemas.microsoft.com/office/word/2016/wordml/cid" xmlns:w16="http://schemas.microsoft.com/office/word/2018/wordml" xmlns:w16sdtdh="http://schemas.microsoft.com/office/word/2020/wordml/sdtdatahash" xmlns:w16se="http://schemas.microsoft.com/office/word/2015/wordml/symex" xmlns:wpg="http://schemas.microsoft.com/office/word/2010/wordprocessingGroup" xmlns:wpi="http://schemas.microsoft.com/office/word/2010/wordprocessingInk" xmlns:wne="http://schemas.microsoft.com/office/word/2006/wordml" xmlns:wps="http://schemas.microsoft.com/office/word/2010/wordprocessingShape" mc:Ignorable="w14 w15 w16se w16cid w16 w16cex w16sdtdh wp14">
+<w:numbering xmlns:wpc="http://schemas.microsoft.com/office/word/2010/wordprocessingCanvas" xmlns:cx="http://schemas.microsoft.com/office/drawing/2014/chartex" xmlns:cx1="http://schemas.microsoft.com/office/drawing/2015/9/8/chartex" xmlns:cx2="http://schemas.microsoft.com/office/drawing/2015/10/21/chartex" xmlns:cx3="http://schemas.microsoft.com/office/drawing/2016/5/9/chartex" xmlns:cx4="http://schemas.microsoft.com/office/drawing/2016/5/10/chartex" xmlns:cx5="http://schemas.microsoft.com/office/drawing/2016/5/11/chartex" xmlns:cx6="http://schemas.microsoft.com/office/drawing/2016/5/12/chartex" xmlns:cx7="http://schemas.microsoft.com/office/drawing/2016/5/13/chartex" xmlns:cx8="http://schemas.microsoft.com/office/drawing/2016/5/14/chartex" xmlns:mc="http://schemas.openxmlformats.org/markup-compatibility/2006" xmlns:aink="http://schemas.microsoft.com/office/drawing/2016/ink" xmlns:am3d="http://schemas.microsoft.com/office/drawing/2017/model3d" xmlns:o="urn:schemas-microsoft-com:office:office" xmlns:oel="http://schemas.microsoft.com/office/2019/extlst" xmlns:r="http://schemas.openxmlformats.org/officeDocument/2006/relationships" xmlns:m="http://schemas.openxmlformats.org/officeDocument/2006/math" xmlns:v="urn:schemas-microsoft-com:vml" xmlns:wp14="http://schemas.microsoft.com/office/word/2010/wordprocessingDrawing" xmlns:wp="http://schemas.openxmlformats.org/drawingml/2006/wordprocessingDrawing" xmlns:w10="urn:schemas-microsoft-com:office:word" xmlns:w="http://schemas.openxmlformats.org/wordprocessingml/2006/main" xmlns:w14="http://schemas.microsoft.com/office/word/2010/wordml" xmlns:w15="http://schemas.microsoft.com/office/word/2012/wordml" xmlns:w16cex="http://schemas.microsoft.com/office/word/2018/wordml/cex" xmlns:w16cid="http://schemas.microsoft.com/office/word/2016/wordml/cid" xmlns:w16="http://schemas.microsoft.com/office/word/2018/wordml" xmlns:w16du="http://schemas.microsoft.com/office/word/2023/wordml/word16du" xmlns:w16sdtdh="http://schemas.microsoft.com/office/word/2020/wordml/sdtdatahash" xmlns:w16sdtfl="http://schemas.microsoft.com/office/word/2024/wordml/sdtformatlock" xmlns:w16se="http://schemas.microsoft.com/office/word/2015/wordml/symex" xmlns:wpg="http://schemas.microsoft.com/office/word/2010/wordprocessingGroup" xmlns:wpi="http://schemas.microsoft.com/office/word/2010/wordprocessingInk" xmlns:wne="http://schemas.microsoft.com/office/word/2006/wordml" xmlns:wps="http://schemas.microsoft.com/office/word/2010/wordprocessingShape" mc:Ignorable="w14 w15 w16se w16cid w16 w16cex w16sdtdh w16sdtfl w16du wp14">
   <w:abstractNum w:abstractNumId="0" w15:restartNumberingAfterBreak="0">
     <w:nsid w:val="59AC6D36"/>
     <w:multiLevelType w:val="hybridMultilevel"/>
@@ -944,7 +963,7 @@
 </file>
 
 <file path=word/styles.xml><?xml version="1.0" encoding="utf-8"?>
-<w:styles xmlns:mc="http://schemas.openxmlformats.org/markup-compatibility/2006" xmlns:r="http://schemas.openxmlformats.org/officeDocument/2006/relationships" xmlns:w="http://schemas.openxmlformats.org/wordprocessingml/2006/main" xmlns:w14="http://schemas.microsoft.com/office/word/2010/wordml" xmlns:w15="http://schemas.microsoft.com/office/word/2012/wordml" xmlns:w16cex="http://schemas.microsoft.com/office/word/2018/wordml/cex" xmlns:w16cid="http://schemas.microsoft.com/office/word/2016/wordml/cid" xmlns:w16="http://schemas.microsoft.com/office/word/2018/wordml" xmlns:w16sdtdh="http://schemas.microsoft.com/office/word/2020/wordml/sdtdatahash" xmlns:w16se="http://schemas.microsoft.com/office/word/2015/wordml/symex" mc:Ignorable="w14 w15 w16se w16cid w16 w16cex w16sdtdh">
+<w:styles xmlns:mc="http://schemas.openxmlformats.org/markup-compatibility/2006" xmlns:r="http://schemas.openxmlformats.org/officeDocument/2006/relationships" xmlns:w="http://schemas.openxmlformats.org/wordprocessingml/2006/main" xmlns:w14="http://schemas.microsoft.com/office/word/2010/wordml" xmlns:w15="http://schemas.microsoft.com/office/word/2012/wordml" xmlns:w16cex="http://schemas.microsoft.com/office/word/2018/wordml/cex" xmlns:w16cid="http://schemas.microsoft.com/office/word/2016/wordml/cid" xmlns:w16="http://schemas.microsoft.com/office/word/2018/wordml" xmlns:w16du="http://schemas.microsoft.com/office/word/2023/wordml/word16du" xmlns:w16sdtdh="http://schemas.microsoft.com/office/word/2020/wordml/sdtdatahash" xmlns:w16sdtfl="http://schemas.microsoft.com/office/word/2024/wordml/sdtformatlock" xmlns:w16se="http://schemas.microsoft.com/office/word/2015/wordml/symex" mc:Ignorable="w14 w15 w16se w16cid w16 w16cex w16sdtdh w16sdtfl w16du">
   <w:docDefaults>
     <w:rPrDefault>
       <w:rPr>
